--- a/HIPAA-2025-NPRM/CSW-HIPAA-NPRM-Reference-Design.docx
+++ b/HIPAA-2025-NPRM/CSW-HIPAA-NPRM-Reference-Design.docx
@@ -47,13 +47,13 @@
         <w:t xml:space="preserve">) Alignment</w:t>
       </w:r>
     </w:p>
-    <w:bookmarkStart w:id="9" w:name="Xf3c1eb4c54e96fd8fe27c76e3d6a3eaafd5d762"/>
+    <w:bookmarkStart w:id="9" w:name="X020c3705fd9532dd886027dab0d409c1dc697d6"/>
     <w:p>
       <w:pPr>
         <w:pStyle w:val="Heading2"/>
       </w:pPr>
       <w:r>
-        <w:t xml:space="preserve">Technical Runbook | Proposed Rule —</w:t>
+        <w:t xml:space="preserve">Reference Design | Proposed Rule —</w:t>
       </w:r>
       <w:r>
         <w:t xml:space="preserve"> </w:t>
@@ -177,7 +177,7 @@
         <w:t xml:space="preserve"> </w:t>
       </w:r>
       <w:r>
-        <w:t xml:space="preserve">This runbook interprets a</w:t>
+        <w:t xml:space="preserve">This reference design interprets a</w:t>
       </w:r>
       <w:r>
         <w:t xml:space="preserve"> </w:t>
@@ -359,7 +359,7 @@
           <w:b/>
           <w:bCs/>
         </w:rPr>
-        <w:t xml:space="preserve">Questions this runbook helps you answer:</w:t>
+        <w:t xml:space="preserve">Questions this reference design helps you answer:</w:t>
       </w:r>
     </w:p>
     <w:p>
@@ -1410,7 +1410,7 @@
           <w:b/>
           <w:bCs/>
         </w:rPr>
-        <w:t xml:space="preserve">existing CSW HIPAA runbook</w:t>
+        <w:t xml:space="preserve">existing CSW HIPAA reference design</w:t>
       </w:r>
       <w:r>
         <w:t xml:space="preserve"> </w:t>
@@ -3521,13 +3521,13 @@
       </w:tr>
     </w:tbl>
     <w:bookmarkEnd w:id="21"/>
-    <w:bookmarkStart w:id="23" w:name="Xb3990a355062b673d5622beffe4e8e3c6ade92c"/>
+    <w:bookmarkStart w:id="23" w:name="X549e89d6d0179469f6fe98d0713a8861d6daaf2"/>
     <w:p>
       <w:pPr>
         <w:pStyle w:val="Heading3"/>
       </w:pPr>
       <w:r>
-        <w:t xml:space="preserve">1.2 Relationship to the existing HIPAA technical runbook</w:t>
+        <w:t xml:space="preserve">1.2 Relationship to the existing HIPAA reference design</w:t>
       </w:r>
     </w:p>
     <w:p>
@@ -3561,7 +3561,7 @@
           <w:b/>
           <w:bCs/>
         </w:rPr>
-        <w:t xml:space="preserve">current-rule runbook</w:t>
+        <w:t xml:space="preserve">current-rule reference design</w:t>
       </w:r>
       <w:r>
         <w:t xml:space="preserve"> </w:t>
@@ -3589,7 +3589,7 @@
           <w:rPr>
             <w:rStyle w:val="VerbatimChar"/>
           </w:rPr>
-          <w:t xml:space="preserve">../HIPAA/CSW-HIPAA-Technical-Runbook.md</w:t>
+          <w:t xml:space="preserve">../HIPAA/CSW-HIPAA-Reference-Design.md</w:t>
         </w:r>
       </w:hyperlink>
     </w:p>
@@ -3702,7 +3702,7 @@
                 <w:rPr>
                   <w:rStyle w:val="Hyperlink"/>
                 </w:rPr>
-                <w:t xml:space="preserve">HIPAA runbook §4–§5</w:t>
+                <w:t xml:space="preserve">HIPAA reference design §4–§5</w:t>
               </w:r>
             </w:hyperlink>
           </w:p>
@@ -3742,7 +3742,7 @@
                 <w:rPr>
                   <w:rStyle w:val="Hyperlink"/>
                 </w:rPr>
-                <w:t xml:space="preserve">HIPAA runbook §6</w:t>
+                <w:t xml:space="preserve">HIPAA reference design §6</w:t>
               </w:r>
             </w:hyperlink>
           </w:p>
@@ -3782,7 +3782,7 @@
                 <w:rPr>
                   <w:rStyle w:val="Hyperlink"/>
                 </w:rPr>
-                <w:t xml:space="preserve">HIPAA runbook §8</w:t>
+                <w:t xml:space="preserve">HIPAA reference design §8</w:t>
               </w:r>
             </w:hyperlink>
           </w:p>
@@ -3822,7 +3822,7 @@
                 <w:rPr>
                   <w:rStyle w:val="Hyperlink"/>
                 </w:rPr>
-                <w:t xml:space="preserve">HIPAA runbook §9–§10</w:t>
+                <w:t xml:space="preserve">HIPAA reference design §9–§10</w:t>
               </w:r>
             </w:hyperlink>
           </w:p>
@@ -3854,7 +3854,7 @@
           <w:b/>
           <w:bCs/>
         </w:rPr>
-        <w:t xml:space="preserve">HIPAA runbook</w:t>
+        <w:t xml:space="preserve">HIPAA reference design</w:t>
       </w:r>
       <w:r>
         <w:t xml:space="preserve"> </w:t>
@@ -3883,7 +3883,7 @@
           <w:b/>
           <w:bCs/>
         </w:rPr>
-        <w:t xml:space="preserve">this NPRM runbook</w:t>
+        <w:t xml:space="preserve">this NPRM reference design</w:t>
       </w:r>
       <w:r>
         <w:t xml:space="preserve"> </w:t>
@@ -4258,7 +4258,7 @@
           <w:b/>
           <w:bCs/>
         </w:rPr>
-        <w:t xml:space="preserve">HIPAA runbook</w:t>
+        <w:t xml:space="preserve">HIPAA reference design</w:t>
       </w:r>
       <w:r>
         <w:t xml:space="preserve"> </w:t>
@@ -5021,7 +5021,7 @@
           <w:b/>
           <w:bCs/>
         </w:rPr>
-        <w:t xml:space="preserve">Delta from current HIPAA runbook:</w:t>
+        <w:t xml:space="preserve">Delta from current HIPAA reference design:</w:t>
       </w:r>
       <w:r>
         <w:t xml:space="preserve"> </w:t>
@@ -5858,7 +5858,7 @@
             <w:i/>
             <w:iCs/>
           </w:rPr>
-          <w:t xml:space="preserve">HIPAA runbook §6</w:t>
+          <w:t xml:space="preserve">HIPAA reference design §6</w:t>
         </w:r>
       </w:hyperlink>
       <w:r>
@@ -8743,7 +8743,7 @@
           <w:rPr>
             <w:rStyle w:val="VerbatimChar"/>
           </w:rPr>
-          <w:t xml:space="preserve">../HIPAA/CSW-HIPAA-Technical-Runbook.md</w:t>
+          <w:t xml:space="preserve">../HIPAA/CSW-HIPAA-Reference-Design.md</w:t>
         </w:r>
         <w:r>
           <w:rPr>
@@ -9222,7 +9222,7 @@
           <w:rPr>
             <w:rStyle w:val="VerbatimChar"/>
           </w:rPr>
-          <w:t xml:space="preserve">../HIPAA/CSW-HIPAA-Technical-Runbook.md</w:t>
+          <w:t xml:space="preserve">../HIPAA/CSW-HIPAA-Reference-Design.md</w:t>
         </w:r>
       </w:hyperlink>
     </w:p>
